--- a/AI_Prompts.docx
+++ b/AI_Prompts.docx
@@ -188,7 +188,7 @@
         <w:tc>
           <w:p>
             <w:r>
-              <w:t xml:space="preserve">Agentic pair programming, modular separation of concerns, test-driven validation.</w:t>
+              <w:t xml:space="preserve">Iterative prompt-assisted engineering, modular separation of concerns, test-driven validation.</w:t>
             </w:r>
           </w:p>
         </w:tc>
